--- a/Backend/Director_Disclosure/Output_Disclosures/2024-25/ADANI_RENEWABLE_ENERGY_TWENTY_FOUR_PRIVATE_LIMITED/DIR-8/DIR8_Gurudutt_Ramkrishna_Bhatt_09221753.docx
+++ b/Backend/Director_Disclosure/Output_Disclosures/2024-25/ADANI_RENEWABLE_ENERGY_TWENTY_FOUR_PRIVATE_LIMITED/DIR-8/DIR8_Gurudutt_Ramkrishna_Bhatt_09221753.docx
@@ -550,7 +550,7 @@
                 <w:b w:val="0"/>
                 <w:sz w:val="23"/>
               </w:rPr>
-              <w:t>ADANI HYDRO ENERGY TWO LIMITED</w:t>
+              <w:t>ADANI HYDRO ENERGY ONE LIMITED</w:t>
             </w:r>
           </w:p>
         </w:tc>
@@ -620,7 +620,7 @@
                 <w:b w:val="0"/>
                 <w:sz w:val="23"/>
               </w:rPr>
-              <w:t>ADANI HYDRO ENERGY ONE LIMITED</w:t>
+              <w:t>ADANI HYDRO ENERGY THREE LIMITED</w:t>
             </w:r>
           </w:p>
         </w:tc>
@@ -690,7 +690,7 @@
                 <w:b w:val="0"/>
                 <w:sz w:val="23"/>
               </w:rPr>
-              <w:t>ADANI HYDRO ENERGY THREE LIMITED</w:t>
+              <w:t>ADANI HYDRO ENERGY TWO LIMITED</w:t>
             </w:r>
           </w:p>
         </w:tc>
@@ -830,7 +830,7 @@
                 <w:b w:val="0"/>
                 <w:sz w:val="23"/>
               </w:rPr>
-              <w:t>ADANI RENEWABLE ENERGY TWENTY TWO PRIVATE LIMITED</w:t>
+              <w:t>ADANI RENEWABLE ENERGY TWENTY THREE PRIVATE LIMITED</w:t>
             </w:r>
           </w:p>
         </w:tc>
@@ -900,7 +900,7 @@
                 <w:b w:val="0"/>
                 <w:sz w:val="23"/>
               </w:rPr>
-              <w:t>ADANI SOLAR ENERGY JODHPUR TEN LIMITED</w:t>
+              <w:t>ADANI RENEWABLE ENERGY TWENTY TWO PRIVATE LIMITED</w:t>
             </w:r>
           </w:p>
         </w:tc>
@@ -1110,7 +1110,7 @@
                 <w:b w:val="0"/>
                 <w:sz w:val="23"/>
               </w:rPr>
-              <w:t>ADANI RENEWABLE ENERGY TWENTY FOUR PRIVATE LIMITED</w:t>
+              <w:t>ADANI SOLAR ENERGY JODHPUR NINE LIMITED</w:t>
             </w:r>
           </w:p>
         </w:tc>
@@ -1180,7 +1180,7 @@
                 <w:b w:val="0"/>
                 <w:sz w:val="23"/>
               </w:rPr>
-              <w:t>ADANI RENEWABLE ENERGY TWENTY SIX PRIVATE LIMITED</w:t>
+              <w:t>ADANI RENEWABLE ENERGY TWENTY FOUR PRIVATE LIMITED</w:t>
             </w:r>
           </w:p>
         </w:tc>
@@ -1250,7 +1250,7 @@
                 <w:b w:val="0"/>
                 <w:sz w:val="23"/>
               </w:rPr>
-              <w:t>ADANI RENEWABLE ENERGY TWENTY EIGHT PRIVATE LIMITED</w:t>
+              <w:t>ADANI SOLAR ENERGY JODHPUR TEN LIMITED</w:t>
             </w:r>
           </w:p>
         </w:tc>
@@ -1320,7 +1320,7 @@
                 <w:b w:val="0"/>
                 <w:sz w:val="23"/>
               </w:rPr>
-              <w:t>ADANI SOLAR ENERGY JODHPUR NINE LIMITED</w:t>
+              <w:t>ADANI RENEWABLE ENERGY TWENTY SIX PRIVATE LIMITED</w:t>
             </w:r>
           </w:p>
         </w:tc>
@@ -1390,7 +1390,7 @@
                 <w:b w:val="0"/>
                 <w:sz w:val="23"/>
               </w:rPr>
-              <w:t>ADANI RENEWABLE ENERGY TWENTY THREE PRIVATE LIMITED</w:t>
+              <w:t>ADANI RENEWABLE ENERGY TWENTY EIGHT PRIVATE LIMITED</w:t>
             </w:r>
           </w:p>
         </w:tc>
@@ -1525,7 +1525,7 @@
           <w:b w:val="0"/>
           <w:sz w:val="23"/>
         </w:rPr>
-        <w:t xml:space="preserve">Date: 07th May, 2026</w:t>
+        <w:t xml:space="preserve">Date: 15th May, 2026</w:t>
         <w:tab/>
       </w:r>
     </w:p>

--- a/Backend/Director_Disclosure/Output_Disclosures/2024-25/ADANI_RENEWABLE_ENERGY_TWENTY_FOUR_PRIVATE_LIMITED/DIR-8/DIR8_Gurudutt_Ramkrishna_Bhatt_09221753.docx
+++ b/Backend/Director_Disclosure/Output_Disclosures/2024-25/ADANI_RENEWABLE_ENERGY_TWENTY_FOUR_PRIVATE_LIMITED/DIR-8/DIR8_Gurudutt_Ramkrishna_Bhatt_09221753.docx
@@ -104,7 +104,7 @@
         <w:tab/>
         <w:tab/>
         <w:tab/>
-        <w:t xml:space="preserve">Rs. 100/-</w:t>
+        <w:t xml:space="preserve">Rs. 10,000/-</w:t>
       </w:r>
     </w:p>
     <w:p>
@@ -136,7 +136,7 @@
         </w:rPr>
         <w:t xml:space="preserve">Address of Registered Office: </w:t>
         <w:tab/>
-        <w:t xml:space="preserve">C-105 Anand Niketan New Delhi New Delhi DL 110021 IN</w:t>
+        <w:t xml:space="preserve">C-105 Anand Niketan, New Delhi, New Delhi, Delhi, India, 110021</w:t>
       </w:r>
     </w:p>
     <w:p>
@@ -1110,7 +1110,7 @@
                 <w:b w:val="0"/>
                 <w:sz w:val="23"/>
               </w:rPr>
-              <w:t>ADANI SOLAR ENERGY JODHPUR NINE LIMITED</w:t>
+              <w:t>ADANI RENEWABLE ENERGY TWENTY FOUR PRIVATE LIMITED</w:t>
             </w:r>
           </w:p>
         </w:tc>
@@ -1180,7 +1180,7 @@
                 <w:b w:val="0"/>
                 <w:sz w:val="23"/>
               </w:rPr>
-              <w:t>ADANI RENEWABLE ENERGY TWENTY FOUR PRIVATE LIMITED</w:t>
+              <w:t>ADANI SOLAR ENERGY JODHPUR NINE LIMITED</w:t>
             </w:r>
           </w:p>
         </w:tc>
@@ -1525,7 +1525,7 @@
           <w:b w:val="0"/>
           <w:sz w:val="23"/>
         </w:rPr>
-        <w:t xml:space="preserve">Date: 15th May, 2026</w:t>
+        <w:t xml:space="preserve">Date: 27th May, 2026</w:t>
         <w:tab/>
       </w:r>
     </w:p>
